--- a/examples/enart.docx
+++ b/examples/enart.docx
@@ -743,7 +743,7 @@
                     <w:jc w:val="center"/>
                   </w:pPr>
                   <w:pPr>
-                    <w:jc w:val="start"/>
+                    <w:jc w:val="left"/>
                     <w:spacing w:before="200"/>
                     <w:pStyle w:val="ImageCaption"/>
                   </w:pPr>
@@ -1135,7 +1135,7 @@
                     <w:jc w:val="center"/>
                   </w:pPr>
                   <w:pPr>
-                    <w:jc w:val="start"/>
+                    <w:jc w:val="left"/>
                     <w:spacing w:before="200"/>
                     <w:pStyle w:val="ImageCaption"/>
                   </w:pPr>

--- a/examples/enart.docx
+++ b/examples/enart.docx
@@ -50,7 +50,7 @@
         <w:t xml:space="preserve">This is an abstract.</w:t>
       </w:r>
     </w:p>
-    <w:bookmarkStart w:id="21" w:name="first"/>
+    <w:bookmarkStart w:id="28" w:name="first"/>
     <w:p>
       <w:pPr>
         <w:pStyle w:val="1"/>
@@ -84,7 +84,7 @@
         <w:t xml:space="preserve">SunQuarTeX is powered by Quarto and LaTeX.</w:t>
       </w:r>
     </w:p>
-    <w:bookmarkStart w:id="20" w:name="exm-rtimesn"/>
+    <w:bookmarkStart w:id="27" w:name="exm-rtimesn"/>
     <w:p>
       <w:pPr>
         <w:pStyle w:val="a0"/>
@@ -114,8 +114,8 @@
         <m:oMath>
           <m:r>
             <m:rPr>
+              <m:scr m:val="double-struck"/>
               <m:sty m:val="p"/>
-              <m:scr m:val="double-struck"/>
             </m:rPr>
             <m:t>R</m:t>
           </m:r>
@@ -127,8 +127,8 @@
           </m:r>
           <m:r>
             <m:rPr>
+              <m:scr m:val="double-struck"/>
               <m:sty m:val="p"/>
-              <m:scr m:val="double-struck"/>
             </m:rPr>
             <m:t>N</m:t>
           </m:r>
@@ -140,8 +140,8 @@
           </m:r>
           <m:r>
             <m:rPr>
+              <m:scr m:val="double-struck"/>
               <m:sty m:val="p"/>
-              <m:scr m:val="double-struck"/>
             </m:rPr>
             <m:t>N</m:t>
           </m:r>
@@ -153,8 +153,8 @@
           </m:r>
           <m:r>
             <m:rPr>
+              <m:scr m:val="double-struck"/>
               <m:sty m:val="p"/>
-              <m:scr m:val="double-struck"/>
             </m:rPr>
             <m:t>R</m:t>
           </m:r>
@@ -166,15 +166,15 @@
           </m:r>
           <m:r>
             <m:rPr>
+              <m:scr m:val="double-struck"/>
               <m:sty m:val="p"/>
-              <m:scr m:val="double-struck"/>
             </m:rPr>
             <m:t>R</m:t>
           </m:r>
         </m:oMath>
       </m:oMathPara>
     </w:p>
-    <w:bookmarkEnd w:id="20"/>
+    <w:bookmarkEnd w:id="27"/>
     <w:p>
       <w:pPr>
         <w:pStyle w:val="FirstParagraph"/>
@@ -204,8 +204,8 @@
         <m:oMath>
           <m:r>
             <m:rPr>
+              <m:scr m:val="double-struck"/>
               <m:sty m:val="p"/>
-              <m:scr m:val="double-struck"/>
             </m:rPr>
             <m:t>R</m:t>
           </m:r>
@@ -217,8 +217,8 @@
           </m:r>
           <m:r>
             <m:rPr>
+              <m:scr m:val="double-struck"/>
               <m:sty m:val="p"/>
-              <m:scr m:val="double-struck"/>
             </m:rPr>
             <m:t>R</m:t>
           </m:r>
@@ -239,8 +239,8 @@
           </m:r>
           <m:r>
             <m:rPr>
+              <m:scr m:val="double-struck"/>
               <m:sty m:val="p"/>
-              <m:scr m:val="double-struck"/>
             </m:rPr>
             <m:t>R</m:t>
           </m:r>
@@ -252,8 +252,8 @@
           </m:r>
           <m:r>
             <m:rPr>
+              <m:scr m:val="double-struck"/>
               <m:sty m:val="p"/>
-              <m:scr m:val="double-struck"/>
             </m:rPr>
             <m:t>N</m:t>
           </m:r>
@@ -265,8 +265,8 @@
           </m:r>
           <m:r>
             <m:rPr>
+              <m:scr m:val="double-struck"/>
               <m:sty m:val="p"/>
-              <m:scr m:val="double-struck"/>
             </m:rPr>
             <m:t>R</m:t>
           </m:r>
@@ -278,8 +278,8 @@
           </m:r>
           <m:r>
             <m:rPr>
+              <m:scr m:val="double-struck"/>
               <m:sty m:val="p"/>
-              <m:scr m:val="double-struck"/>
             </m:rPr>
             <m:t>R</m:t>
           </m:r>
@@ -291,8 +291,8 @@
           </m:r>
           <m:r>
             <m:rPr>
+              <m:scr m:val="double-struck"/>
               <m:sty m:val="p"/>
-              <m:scr m:val="double-struck"/>
             </m:rPr>
             <m:t>R</m:t>
           </m:r>
@@ -304,8 +304,8 @@
           </m:r>
           <m:r>
             <m:rPr>
+              <m:scr m:val="double-struck"/>
               <m:sty m:val="p"/>
-              <m:scr m:val="double-struck"/>
             </m:rPr>
             <m:t>R</m:t>
           </m:r>
@@ -317,8 +317,8 @@
           </m:r>
           <m:r>
             <m:rPr>
+              <m:scr m:val="double-struck"/>
               <m:sty m:val="p"/>
-              <m:scr m:val="double-struck"/>
             </m:rPr>
             <m:t>N</m:t>
           </m:r>
@@ -330,8 +330,8 @@
           </m:r>
           <m:r>
             <m:rPr>
+              <m:scr m:val="double-struck"/>
               <m:sty m:val="p"/>
-              <m:scr m:val="double-struck"/>
             </m:rPr>
             <m:t>N</m:t>
           </m:r>
@@ -343,8 +343,8 @@
           </m:r>
           <m:r>
             <m:rPr>
+              <m:scr m:val="double-struck"/>
               <m:sty m:val="p"/>
-              <m:scr m:val="double-struck"/>
             </m:rPr>
             <m:t>R</m:t>
           </m:r>
@@ -356,16 +356,16 @@
           </m:r>
           <m:r>
             <m:rPr>
+              <m:scr m:val="double-struck"/>
               <m:sty m:val="p"/>
-              <m:scr m:val="double-struck"/>
             </m:rPr>
             <m:t>R</m:t>
           </m:r>
         </m:oMath>
       </m:oMathPara>
     </w:p>
-    <w:bookmarkEnd w:id="21"/>
-    <w:bookmarkStart w:id="25" w:name="second"/>
+    <w:bookmarkEnd w:id="28"/>
+    <w:bookmarkStart w:id="32" w:name="second"/>
     <w:p>
       <w:pPr>
         <w:pStyle w:val="1"/>
@@ -374,7 +374,7 @@
         <w:t xml:space="preserve">2 Second</w:t>
       </w:r>
     </w:p>
-    <w:bookmarkStart w:id="24" w:name="tbl-panel-unsolved"/>
+    <w:bookmarkStart w:id="31" w:name="tbl-panel-unsolved"/>
     <w:tbl>
       <w:tblPr>
         <w:tblStyle w:val="Table"/>
@@ -412,7 +412,7 @@
             <w:tr>
               <w:tc>
                 <w:tcPr/>
-                <w:bookmarkStart w:id="22" w:name="tbl-cartesian-unsolved"/>
+                <w:bookmarkStart w:id="29" w:name="tbl-cartesian-unsolved"/>
                 <w:tbl>
                   <w:tblPr>
                     <w:tblStyle w:val="Table"/>
@@ -495,8 +495,8 @@
                         <m:oMath>
                           <m:r>
                             <m:rPr>
+                              <m:scr m:val="double-struck"/>
                               <m:sty m:val="p"/>
-                              <m:scr m:val="double-struck"/>
                             </m:rPr>
                             <m:t>N</m:t>
                           </m:r>
@@ -514,8 +514,8 @@
                         <m:oMath>
                           <m:r>
                             <m:rPr>
+                              <m:scr m:val="double-struck"/>
                               <m:sty m:val="p"/>
-                              <m:scr m:val="double-struck"/>
                             </m:rPr>
                             <m:t>R</m:t>
                           </m:r>
@@ -565,8 +565,8 @@
                         <m:oMath>
                           <m:r>
                             <m:rPr>
+                              <m:scr m:val="double-struck"/>
                               <m:sty m:val="p"/>
-                              <m:scr m:val="double-struck"/>
                             </m:rPr>
                             <m:t>N</m:t>
                           </m:r>
@@ -584,8 +584,8 @@
                         <m:oMath>
                           <m:r>
                             <m:rPr>
+                              <m:scr m:val="double-struck"/>
                               <m:sty m:val="p"/>
-                              <m:scr m:val="double-struck"/>
                             </m:rPr>
                             <m:t>R</m:t>
                           </m:r>
@@ -605,8 +605,8 @@
                         <m:oMath>
                           <m:r>
                             <m:rPr>
+                              <m:scr m:val="double-struck"/>
                               <m:sty m:val="p"/>
-                              <m:scr m:val="double-struck"/>
                             </m:rPr>
                             <m:t>N</m:t>
                           </m:r>
@@ -624,8 +624,8 @@
                         <m:oMath>
                           <m:r>
                             <m:rPr>
+                              <m:scr m:val="double-struck"/>
                               <m:sty m:val="p"/>
-                              <m:scr m:val="double-struck"/>
                             </m:rPr>
                             <m:t>N</m:t>
                           </m:r>
@@ -643,8 +643,8 @@
                         <m:oMath>
                           <m:r>
                             <m:rPr>
+                              <m:scr m:val="double-struck"/>
                               <m:sty m:val="p"/>
-                              <m:scr m:val="double-struck"/>
                             </m:rPr>
                             <m:t>N</m:t>
                           </m:r>
@@ -677,8 +677,8 @@
                         <m:oMath>
                           <m:r>
                             <m:rPr>
+                              <m:scr m:val="double-struck"/>
                               <m:sty m:val="p"/>
-                              <m:scr m:val="double-struck"/>
                             </m:rPr>
                             <m:t>R</m:t>
                           </m:r>
@@ -696,8 +696,8 @@
                         <m:oMath>
                           <m:r>
                             <m:rPr>
+                              <m:scr m:val="double-struck"/>
                               <m:sty m:val="p"/>
-                              <m:scr m:val="double-struck"/>
                             </m:rPr>
                             <m:t>R</m:t>
                           </m:r>
@@ -728,8 +728,8 @@
                         <m:oMath>
                           <m:r>
                             <m:rPr>
+                              <m:scr m:val="double-struck"/>
                               <m:sty m:val="p"/>
-                              <m:scr m:val="double-struck"/>
                             </m:rPr>
                             <m:t>R</m:t>
                           </m:r>
@@ -751,7 +751,7 @@
                     <w:t xml:space="preserve">(a) Cartesian (unsolved)</w:t>
                   </w:r>
                 </w:p>
-                <w:bookmarkEnd w:id="22"/>
+                <w:bookmarkEnd w:id="29"/>
               </w:tc>
             </w:tr>
           </w:tbl>
@@ -811,7 +811,7 @@
             <w:tr>
               <w:tc>
                 <w:tcPr/>
-                <w:bookmarkStart w:id="23" w:name="tbl-power-unsolved"/>
+                <w:bookmarkStart w:id="30" w:name="tbl-power-unsolved"/>
                 <w:tbl>
                   <w:tblPr>
                     <w:tblStyle w:val="Table"/>
@@ -890,8 +890,8 @@
                         <m:oMath>
                           <m:r>
                             <m:rPr>
+                              <m:scr m:val="double-struck"/>
                               <m:sty m:val="p"/>
-                              <m:scr m:val="double-struck"/>
                             </m:rPr>
                             <m:t>N</m:t>
                           </m:r>
@@ -909,8 +909,8 @@
                         <m:oMath>
                           <m:r>
                             <m:rPr>
+                              <m:scr m:val="double-struck"/>
                               <m:sty m:val="p"/>
-                              <m:scr m:val="double-struck"/>
                             </m:rPr>
                             <m:t>R</m:t>
                           </m:r>
@@ -960,8 +960,8 @@
                         <m:oMath>
                           <m:r>
                             <m:rPr>
+                              <m:scr m:val="double-struck"/>
                               <m:sty m:val="p"/>
-                              <m:scr m:val="double-struck"/>
                             </m:rPr>
                             <m:t>R</m:t>
                           </m:r>
@@ -986,8 +986,8 @@
                             <m:sup>
                               <m:r>
                                 <m:rPr>
+                                  <m:scr m:val="double-struck"/>
                                   <m:sty m:val="p"/>
-                                  <m:scr m:val="double-struck"/>
                                 </m:rPr>
                                 <m:t>R</m:t>
                               </m:r>
@@ -1009,8 +1009,8 @@
                         <m:oMath>
                           <m:r>
                             <m:rPr>
+                              <m:scr m:val="double-struck"/>
                               <m:sty m:val="p"/>
-                              <m:scr m:val="double-struck"/>
                             </m:rPr>
                             <m:t>N</m:t>
                           </m:r>
@@ -1028,8 +1028,8 @@
                         <m:oMath>
                           <m:r>
                             <m:rPr>
+                              <m:scr m:val="double-struck"/>
                               <m:sty m:val="p"/>
-                              <m:scr m:val="double-struck"/>
                             </m:rPr>
                             <m:t>N</m:t>
                           </m:r>
@@ -1075,8 +1075,8 @@
                         <m:oMath>
                           <m:r>
                             <m:rPr>
+                              <m:scr m:val="double-struck"/>
                               <m:sty m:val="p"/>
-                              <m:scr m:val="double-struck"/>
                             </m:rPr>
                             <m:t>R</m:t>
                           </m:r>
@@ -1094,8 +1094,8 @@
                         <m:oMath>
                           <m:r>
                             <m:rPr>
+                              <m:scr m:val="double-struck"/>
                               <m:sty m:val="p"/>
-                              <m:scr m:val="double-struck"/>
                             </m:rPr>
                             <m:t>R</m:t>
                           </m:r>
@@ -1143,7 +1143,7 @@
                     <w:t xml:space="preserve">(b) Power (unsolved)</w:t>
                   </w:r>
                 </w:p>
-                <w:bookmarkEnd w:id="23"/>
+                <w:bookmarkEnd w:id="30"/>
               </w:tc>
             </w:tr>
           </w:tbl>
@@ -1163,9 +1163,9 @@
         <w:t xml:space="preserve">Table 1: Some Cardinality Results</w:t>
       </w:r>
     </w:p>
-    <w:bookmarkEnd w:id="24"/>
-    <w:bookmarkEnd w:id="25"/>
-    <w:bookmarkStart w:id="28" w:name="code"/>
+    <w:bookmarkEnd w:id="31"/>
+    <w:bookmarkEnd w:id="32"/>
+    <w:bookmarkStart w:id="35" w:name="code"/>
     <w:p>
       <w:pPr>
         <w:pStyle w:val="1"/>
@@ -1409,8 +1409,8 @@
         <w:t xml:space="preserve"> h a hpa</w:t>
       </w:r>
     </w:p>
-    <w:bookmarkStart w:id="27" w:name="refs"/>
-    <w:bookmarkStart w:id="26" w:name="ref-deepface"/>
+    <w:bookmarkStart w:id="34" w:name="refs"/>
+    <w:bookmarkStart w:id="33" w:name="ref-deepface"/>
     <w:p>
       <w:pPr>
         <w:pStyle w:val="a8"/>
@@ -1453,9 +1453,9 @@
         <w:t xml:space="preserve">, p. 6.</w:t>
       </w:r>
     </w:p>
-    <w:bookmarkEnd w:id="26"/>
-    <w:bookmarkEnd w:id="27"/>
-    <w:bookmarkEnd w:id="28"/>
+    <w:bookmarkEnd w:id="33"/>
+    <w:bookmarkEnd w:id="34"/>
+    <w:bookmarkEnd w:id="35"/>
     <w:sectPr>
       <w:pgSz w:h="15840" w:w="12240"/>
       <w:pgMar w:bottom="1440" w:footer="720" w:gutter="0" w:header="720" w:left="1800" w:right="1800" w:top="1440"/>

--- a/examples/enart.docx
+++ b/examples/enart.docx
@@ -1164,6 +1164,42 @@
       </w:r>
     </w:p>
     <w:bookmarkEnd w:id="31"/>
+    <w:p>
+      <w:pPr>
+        <w:pStyle w:val="a0"/>
+      </w:pPr>
+      <w:r>
+        <w:rPr>
+          <w:i/>
+          <w:iCs/>
+        </w:rPr>
+        <w:t xml:space="preserve">Proof</w:t>
+      </w:r>
+      <w:r>
+        <w:t xml:space="preserve"> (A proof with caption). </w:t>
+      </w:r>
+      <w:r>
+        <w:t xml:space="preserve">This is a proof with caption.</w:t>
+      </w:r>
+    </w:p>
+    <w:p>
+      <w:pPr>
+        <w:pStyle w:val="a0"/>
+      </w:pPr>
+      <w:r>
+        <w:rPr>
+          <w:i/>
+          <w:iCs/>
+        </w:rPr>
+        <w:t xml:space="preserve">Remark</w:t>
+      </w:r>
+      <w:r>
+        <w:t xml:space="preserve"> (A remark with caption). </w:t>
+      </w:r>
+      <w:r>
+        <w:t xml:space="preserve">This is a remark with caption.</w:t>
+      </w:r>
+    </w:p>
     <w:bookmarkEnd w:id="32"/>
     <w:bookmarkStart w:id="35" w:name="code"/>
     <w:p>

--- a/examples/enart.docx
+++ b/examples/enart.docx
@@ -7,7 +7,7 @@
         <w:pStyle w:val="a5"/>
       </w:pPr>
       <w:r>
-        <w:t xml:space="preserve">SunQuarTeX Example - enart</w:t>
+        <w:t xml:space="preserve">Article Example (English)</w:t>
       </w:r>
     </w:p>
     <w:p>
@@ -15,7 +15,7 @@
         <w:pStyle w:val="a6"/>
       </w:pPr>
       <w:r>
-        <w:t xml:space="preserve">Subtitle Here</w:t>
+        <w:t xml:space="preserve">SunQuarTeX Examples</w:t>
       </w:r>
     </w:p>
     <w:p>

--- a/examples/enart.docx
+++ b/examples/enart.docx
@@ -467,6 +467,9 @@
                             </m:sub>
                           </m:sSub>
                         </m:oMath>
+                        <w:r>
+                          <w:t xml:space="preserve">​</w:t>
+                        </w:r>
                       </w:p>
                     </w:tc>
                     <w:tc>
@@ -482,6 +485,9 @@
                             <m:t>2</m:t>
                           </m:r>
                         </m:oMath>
+                        <w:r>
+                          <w:t xml:space="preserve">​</w:t>
+                        </w:r>
                       </w:p>
                     </w:tc>
                     <w:tc>
@@ -501,6 +507,9 @@
                             <m:t>N</m:t>
                           </m:r>
                         </m:oMath>
+                        <w:r>
+                          <w:t xml:space="preserve">​</w:t>
+                        </w:r>
                       </w:p>
                     </w:tc>
                     <w:tc>
@@ -520,6 +529,9 @@
                             <m:t>R</m:t>
                           </m:r>
                         </m:oMath>
+                        <w:r>
+                          <w:t xml:space="preserve">​</w:t>
+                        </w:r>
                       </w:p>
                     </w:tc>
                   </w:tr>
@@ -537,6 +549,9 @@
                             <m:t>2</m:t>
                           </m:r>
                         </m:oMath>
+                        <w:r>
+                          <w:t xml:space="preserve">​</w:t>
+                        </w:r>
                       </w:p>
                     </w:tc>
                     <w:tc>
@@ -552,6 +567,9 @@
                             <m:t>4</m:t>
                           </m:r>
                         </m:oMath>
+                        <w:r>
+                          <w:t xml:space="preserve">​</w:t>
+                        </w:r>
                       </w:p>
                     </w:tc>
                     <w:tc>
@@ -571,6 +589,9 @@
                             <m:t>N</m:t>
                           </m:r>
                         </m:oMath>
+                        <w:r>
+                          <w:t xml:space="preserve">​</w:t>
+                        </w:r>
                       </w:p>
                     </w:tc>
                     <w:tc>
@@ -590,6 +611,9 @@
                             <m:t>R</m:t>
                           </m:r>
                         </m:oMath>
+                        <w:r>
+                          <w:t xml:space="preserve">​</w:t>
+                        </w:r>
                       </w:p>
                     </w:tc>
                   </w:tr>
@@ -611,6 +635,9 @@
                             <m:t>N</m:t>
                           </m:r>
                         </m:oMath>
+                        <w:r>
+                          <w:t xml:space="preserve">​</w:t>
+                        </w:r>
                       </w:p>
                     </w:tc>
                     <w:tc>
@@ -630,6 +657,9 @@
                             <m:t>N</m:t>
                           </m:r>
                         </m:oMath>
+                        <w:r>
+                          <w:t xml:space="preserve">​</w:t>
+                        </w:r>
                       </w:p>
                     </w:tc>
                     <w:tc>
@@ -649,6 +679,9 @@
                             <m:t>N</m:t>
                           </m:r>
                         </m:oMath>
+                        <w:r>
+                          <w:t xml:space="preserve">​</w:t>
+                        </w:r>
                       </w:p>
                     </w:tc>
                     <w:tc>
@@ -683,6 +716,9 @@
                             <m:t>R</m:t>
                           </m:r>
                         </m:oMath>
+                        <w:r>
+                          <w:t xml:space="preserve">​</w:t>
+                        </w:r>
                       </w:p>
                     </w:tc>
                     <w:tc>
@@ -702,6 +738,9 @@
                             <m:t>R</m:t>
                           </m:r>
                         </m:oMath>
+                        <w:r>
+                          <w:t xml:space="preserve">​</w:t>
+                        </w:r>
                       </w:p>
                     </w:tc>
                     <w:tc>
@@ -734,6 +773,9 @@
                             <m:t>R</m:t>
                           </m:r>
                         </m:oMath>
+                        <w:r>
+                          <w:t xml:space="preserve">​</w:t>
+                        </w:r>
                       </w:p>
                     </w:tc>
                   </w:tr>
@@ -862,6 +904,9 @@
                             </m:sup>
                           </m:sSubSup>
                         </m:oMath>
+                        <w:r>
+                          <w:t xml:space="preserve">​</w:t>
+                        </w:r>
                       </w:p>
                     </w:tc>
                     <w:tc>
@@ -877,6 +922,9 @@
                             <m:t>2</m:t>
                           </m:r>
                         </m:oMath>
+                        <w:r>
+                          <w:t xml:space="preserve">​</w:t>
+                        </w:r>
                       </w:p>
                     </w:tc>
                     <w:tc>
@@ -896,6 +944,9 @@
                             <m:t>N</m:t>
                           </m:r>
                         </m:oMath>
+                        <w:r>
+                          <w:t xml:space="preserve">​</w:t>
+                        </w:r>
                       </w:p>
                     </w:tc>
                     <w:tc>
@@ -915,6 +966,9 @@
                             <m:t>R</m:t>
                           </m:r>
                         </m:oMath>
+                        <w:r>
+                          <w:t xml:space="preserve">​</w:t>
+                        </w:r>
                       </w:p>
                     </w:tc>
                   </w:tr>
@@ -932,6 +986,9 @@
                             <m:t>2</m:t>
                           </m:r>
                         </m:oMath>
+                        <w:r>
+                          <w:t xml:space="preserve">​</w:t>
+                        </w:r>
                       </w:p>
                     </w:tc>
                     <w:tc>
@@ -947,6 +1004,9 @@
                             <m:t>4</m:t>
                           </m:r>
                         </m:oMath>
+                        <w:r>
+                          <w:t xml:space="preserve">​</w:t>
+                        </w:r>
                       </w:p>
                     </w:tc>
                     <w:tc>
@@ -966,6 +1026,9 @@
                             <m:t>R</m:t>
                           </m:r>
                         </m:oMath>
+                        <w:r>
+                          <w:t xml:space="preserve">​</w:t>
+                        </w:r>
                       </w:p>
                     </w:tc>
                     <w:tc>
@@ -994,6 +1057,9 @@
                             </m:sup>
                           </m:sSup>
                         </m:oMath>
+                        <w:r>
+                          <w:t xml:space="preserve">​</w:t>
+                        </w:r>
                       </w:p>
                     </w:tc>
                   </w:tr>
@@ -1015,6 +1081,9 @@
                             <m:t>N</m:t>
                           </m:r>
                         </m:oMath>
+                        <w:r>
+                          <w:t xml:space="preserve">​</w:t>
+                        </w:r>
                       </w:p>
                     </w:tc>
                     <w:tc>
@@ -1034,6 +1103,9 @@
                             <m:t>N</m:t>
                           </m:r>
                         </m:oMath>
+                        <w:r>
+                          <w:t xml:space="preserve">​</w:t>
+                        </w:r>
                       </w:p>
                     </w:tc>
                     <w:tc>
@@ -1081,6 +1153,9 @@
                             <m:t>R</m:t>
                           </m:r>
                         </m:oMath>
+                        <w:r>
+                          <w:t xml:space="preserve">​</w:t>
+                        </w:r>
                       </w:p>
                     </w:tc>
                     <w:tc>
@@ -1100,6 +1175,9 @@
                             <m:t>R</m:t>
                           </m:r>
                         </m:oMath>
+                        <w:r>
+                          <w:t xml:space="preserve">​</w:t>
+                        </w:r>
                       </w:p>
                     </w:tc>
                     <w:tc>
